--- a/public/downloads/process-briefs/ecosoc-yf-prose-brief.docx
+++ b/public/downloads/process-briefs/ecosoc-yf-prose-brief.docx
@@ -93,7 +93,7 @@
           <w:i w:val="0"/>
           <w:sz w:val="22"/>
         </w:rPr>
-        <w:t>27 August 2026</w:t>
+        <w:t>28 August 2026</w:t>
       </w:r>
     </w:p>
     <w:p>
@@ -231,6 +231,46 @@
             <w:color w:val="0563C1"/>
             <w:u w:val="single"/>
           </w:rPr>
+          <w:t>ECOSOC President’s invitation letter</w:t>
+        </w:r>
+      </w:hyperlink>
+      <w:r>
+        <w:rPr>
+          <w:rFonts w:ascii="Times New Roman" w:hAnsi="Times New Roman" w:eastAsia="Times New Roman"/>
+          <w:b/>
+          <w:i w:val="0"/>
+          <w:sz w:val="22"/>
+        </w:rPr>
+        <w:t xml:space="preserve"> — Usually December–January</w:t>
+      </w:r>
+      <w:r>
+        <w:rPr>
+          <w:rFonts w:ascii="Times New Roman" w:hAnsi="Times New Roman" w:eastAsia="Times New Roman"/>
+          <w:b w:val="0"/>
+          <w:i w:val="0"/>
+          <w:sz w:val="22"/>
+        </w:rPr>
+        <w:t>. The letter goes to Permanent Representatives and is the first concrete delegation checkpoint. The 2026 letter explicitly invited countries to include UN Youth Delegates; the 2027 letter will determine whether that invitation and any named participation contact recur.</w:t>
+      </w:r>
+      <w:r>
+        <w:rPr>
+          <w:rFonts w:ascii="Times New Roman" w:hAnsi="Times New Roman" w:eastAsia="Times New Roman"/>
+          <w:b w:val="0"/>
+          <w:i/>
+          <w:sz w:val="22"/>
+        </w:rPr>
+        <w:t xml:space="preserve"> Status: Annual official invitation; 2027 letter pending.</w:t>
+      </w:r>
+    </w:p>
+    <w:p>
+      <w:hyperlink r:id="rId10">
+        <w:r>
+          <w:rPr>
+            <w:rFonts w:ascii="Times New Roman" w:hAnsi="Times New Roman" w:eastAsia="Times New Roman"/>
+            <w:sz w:val="22"/>
+            <w:color w:val="0563C1"/>
+            <w:u w:val="single"/>
+          </w:rPr>
           <w:t>Official side-event call</w:t>
         </w:r>
       </w:hyperlink>
@@ -263,7 +303,7 @@
       </w:r>
     </w:p>
     <w:p>
-      <w:hyperlink r:id="rId10">
+      <w:hyperlink r:id="rId11">
         <w:r>
           <w:rPr>
             <w:rFonts w:ascii="Times New Roman" w:hAnsi="Times New Roman" w:eastAsia="Times New Roman"/>
@@ -303,7 +343,7 @@
       </w:r>
     </w:p>
     <w:p>
-      <w:hyperlink r:id="rId11">
+      <w:hyperlink r:id="rId12">
         <w:r>
           <w:rPr>
             <w:rFonts w:ascii="Times New Roman" w:hAnsi="Times New Roman" w:eastAsia="Times New Roman"/>
@@ -343,7 +383,7 @@
       </w:r>
     </w:p>
     <w:p>
-      <w:hyperlink r:id="rId10">
+      <w:hyperlink r:id="rId11">
         <w:r>
           <w:rPr>
             <w:rFonts w:ascii="Times New Roman" w:hAnsi="Times New Roman" w:eastAsia="Times New Roman"/>
@@ -451,7 +491,7 @@
           <w:i w:val="0"/>
           <w:sz w:val="22"/>
         </w:rPr>
-        <w:t xml:space="preserve">Before April — Preparation: </w:t>
+        <w:t xml:space="preserve">Dec–Jan — Delegation invitation: </w:t>
       </w:r>
       <w:r>
         <w:rPr>
@@ -460,7 +500,30 @@
           <w:i w:val="0"/>
           <w:sz w:val="22"/>
         </w:rPr>
-        <w:t>Theme selection, event proposals and delegation planning</w:t>
+        <w:t>The ECOSOC President invites Permanent Representatives and may expressly encourage inclusion of UN Youth Delegates</w:t>
+      </w:r>
+    </w:p>
+    <w:p>
+      <w:pPr>
+        <w:pStyle w:val="ListBullet"/>
+      </w:pPr>
+      <w:r>
+        <w:rPr>
+          <w:rFonts w:ascii="Times New Roman" w:hAnsi="Times New Roman" w:eastAsia="Times New Roman"/>
+          <w:b/>
+          <w:i w:val="0"/>
+          <w:sz w:val="22"/>
+        </w:rPr>
+        <w:t xml:space="preserve">Feb–Mar — Programme and calls: </w:t>
+      </w:r>
+      <w:r>
+        <w:rPr>
+          <w:rFonts w:ascii="Times New Roman" w:hAnsi="Times New Roman" w:eastAsia="Times New Roman"/>
+          <w:b w:val="0"/>
+          <w:i w:val="0"/>
+          <w:sz w:val="22"/>
+        </w:rPr>
+        <w:t>Concept note, side-event call, speaker arrangements and delegation planning</w:t>
       </w:r>
     </w:p>
     <w:p>
@@ -556,98 +619,6 @@
           <w:i w:val="0"/>
           <w:sz w:val="22"/>
         </w:rPr>
-        <w:t xml:space="preserve">Side-event concept development — 2027-02-22 to 2027-03-05: </w:t>
-      </w:r>
-      <w:r>
-        <w:rPr>
-          <w:rFonts w:ascii="Times New Roman" w:hAnsi="Times New Roman" w:eastAsia="Times New Roman"/>
-          <w:b w:val="0"/>
-          <w:i w:val="0"/>
-          <w:sz w:val="22"/>
-        </w:rPr>
-        <w:t>In the documented 2025 case, concrete partner planning and a model concept note were exchanged on 26 February. Status: recent cycle.</w:t>
-      </w:r>
-    </w:p>
-    <w:p>
-      <w:pPr>
-        <w:pStyle w:val="ListBullet"/>
-      </w:pPr>
-      <w:r>
-        <w:rPr>
-          <w:rFonts w:ascii="Times New Roman" w:hAnsi="Times New Roman" w:eastAsia="Times New Roman"/>
-          <w:b/>
-          <w:i w:val="0"/>
-          <w:sz w:val="22"/>
-        </w:rPr>
-        <w:t xml:space="preserve">DESA side-event proposal deadline — 2027-03-01 to 2027-03-05: </w:t>
-      </w:r>
-      <w:r>
-        <w:rPr>
-          <w:rFonts w:ascii="Times New Roman" w:hAnsi="Times New Roman" w:eastAsia="Times New Roman"/>
-          <w:b w:val="0"/>
-          <w:i w:val="0"/>
-          <w:sz w:val="22"/>
-        </w:rPr>
-        <w:t>The 2025 side-event proposal was submitted on 5 March, matching that cycle’s official call deadline. The 2027 call has not yet been published. Status: recent cycle.</w:t>
-      </w:r>
-    </w:p>
-    <w:p>
-      <w:pPr>
-        <w:pStyle w:val="ListBullet"/>
-      </w:pPr>
-      <w:r>
-        <w:rPr>
-          <w:rFonts w:ascii="Times New Roman" w:hAnsi="Times New Roman" w:eastAsia="Times New Roman"/>
-          <w:b/>
-          <w:i w:val="0"/>
-          <w:sz w:val="22"/>
-        </w:rPr>
-        <w:t xml:space="preserve">DESA review and approval — 2027-03-06 to 2027-03-17: </w:t>
-      </w:r>
-      <w:r>
-        <w:rPr>
-          <w:rFonts w:ascii="Times New Roman" w:hAnsi="Times New Roman" w:eastAsia="Times New Roman"/>
-          <w:b w:val="0"/>
-          <w:i w:val="0"/>
-          <w:sz w:val="22"/>
-        </w:rPr>
-        <w:t>In the documented 2025 cycle, DESA acknowledged the proposal on 12 March and approved it on 17 March. A submitted proposal should not be treated as accepted before this confirmation. Status: recent cycle.</w:t>
-      </w:r>
-    </w:p>
-    <w:p>
-      <w:pPr>
-        <w:pStyle w:val="ListBullet"/>
-      </w:pPr>
-      <w:r>
-        <w:rPr>
-          <w:rFonts w:ascii="Times New Roman" w:hAnsi="Times New Roman" w:eastAsia="Times New Roman"/>
-          <w:b/>
-          <w:i w:val="0"/>
-          <w:sz w:val="22"/>
-        </w:rPr>
-        <w:t xml:space="preserve">National delegation briefing and statement request — 2027-03-08 to 2027-03-21: </w:t>
-      </w:r>
-      <w:r>
-        <w:rPr>
-          <w:rFonts w:ascii="Times New Roman" w:hAnsi="Times New Roman" w:eastAsia="Times New Roman"/>
-          <w:b w:val="0"/>
-          <w:i w:val="0"/>
-          <w:sz w:val="22"/>
-        </w:rPr>
-        <w:t>In 2025, the Austrian concept note and speaking request reached the Austrian authorities and Permanent Mission in New York by 21 March. This is a dated precedent, not a universal Forum deadline. Status: recent cycle.</w:t>
-      </w:r>
-    </w:p>
-    <w:p>
-      <w:pPr>
-        <w:pStyle w:val="ListBullet"/>
-      </w:pPr>
-      <w:r>
-        <w:rPr>
-          <w:rFonts w:ascii="Times New Roman" w:hAnsi="Times New Roman" w:eastAsia="Times New Roman"/>
-          <w:b/>
-          <w:i w:val="0"/>
-          <w:sz w:val="22"/>
-        </w:rPr>
         <w:t xml:space="preserve">Youth Forum — 2027-04-13 to 2027-04-15: </w:t>
       </w:r>
       <w:r>
@@ -657,7 +628,97 @@
           <w:i w:val="0"/>
           <w:sz w:val="22"/>
         </w:rPr>
-        <w:t>Official provisional forum dates. Status: official.</w:t>
+        <w:t>Official provisional forum dates. Status: official provisional.</w:t>
+      </w:r>
+    </w:p>
+    <w:p>
+      <w:pPr>
+        <w:pStyle w:val="Heading2"/>
+      </w:pPr>
+      <w:r>
+        <w:t>2027 file watch</w:t>
+      </w:r>
+    </w:p>
+    <w:p>
+      <w:r>
+        <w:rPr>
+          <w:rFonts w:ascii="Times New Roman" w:hAnsi="Times New Roman" w:eastAsia="Times New Roman"/>
+          <w:b/>
+          <w:i w:val="0"/>
+          <w:sz w:val="22"/>
+        </w:rPr>
+        <w:t xml:space="preserve">Published: </w:t>
+      </w:r>
+      <w:r>
+        <w:rPr>
+          <w:rFonts w:ascii="Times New Roman" w:hAnsi="Times New Roman" w:eastAsia="Times New Roman"/>
+          <w:b w:val="0"/>
+          <w:i w:val="0"/>
+          <w:sz w:val="22"/>
+        </w:rPr>
+        <w:t>Official provisional dates are public; the 2027 invitation and programme are not.</w:t>
+      </w:r>
+    </w:p>
+    <w:p>
+      <w:r>
+        <w:rPr>
+          <w:rFonts w:ascii="Times New Roman" w:hAnsi="Times New Roman" w:eastAsia="Times New Roman"/>
+          <w:b/>
+          <w:i w:val="0"/>
+          <w:sz w:val="22"/>
+        </w:rPr>
+        <w:t xml:space="preserve">Expected next: </w:t>
+      </w:r>
+      <w:r>
+        <w:rPr>
+          <w:rFonts w:ascii="Times New Roman" w:hAnsi="Times New Roman" w:eastAsia="Times New Roman"/>
+          <w:b w:val="0"/>
+          <w:i w:val="0"/>
+          <w:sz w:val="22"/>
+        </w:rPr>
+        <w:t>The President of ECOSOC’s invitation letter, concept note, programme and side-event call.</w:t>
+      </w:r>
+    </w:p>
+    <w:p>
+      <w:r>
+        <w:rPr>
+          <w:rFonts w:ascii="Times New Roman" w:hAnsi="Times New Roman" w:eastAsia="Times New Roman"/>
+          <w:b/>
+          <w:i w:val="0"/>
+          <w:sz w:val="22"/>
+        </w:rPr>
+        <w:t xml:space="preserve">Official page: </w:t>
+      </w:r>
+      <w:hyperlink r:id="rId11">
+        <w:r>
+          <w:rPr>
+            <w:rFonts w:ascii="Times New Roman" w:hAnsi="Times New Roman" w:eastAsia="Times New Roman"/>
+            <w:sz w:val="22"/>
+            <w:color w:val="0563C1"/>
+            <w:u w:val="single"/>
+          </w:rPr>
+          <w:t>Official Forum archive</w:t>
+        </w:r>
+      </w:hyperlink>
+    </w:p>
+    <w:p>
+      <w:r>
+        <w:rPr>
+          <w:rFonts w:ascii="Times New Roman" w:hAnsi="Times New Roman" w:eastAsia="Times New Roman"/>
+          <w:b/>
+          <w:i w:val="0"/>
+          <w:sz w:val="22"/>
+        </w:rPr>
+        <w:t xml:space="preserve">Practical route: </w:t>
+      </w:r>
+      <w:r>
+        <w:rPr>
+          <w:rFonts w:ascii="Times New Roman" w:hAnsi="Times New Roman" w:eastAsia="Times New Roman"/>
+          <w:b w:val="0"/>
+          <w:i w:val="0"/>
+          <w:sz w:val="22"/>
+        </w:rPr>
+        <w:t>Ask your country’s Permanent Mission in New York whether the invitation has arrived and whether UN Youth Delegates will be included.</w:t>
       </w:r>
     </w:p>
     <w:p>
@@ -694,6 +755,20 @@
       </w:pPr>
       <w:r>
         <w:t>Watch for</w:t>
+      </w:r>
+    </w:p>
+    <w:p>
+      <w:pPr>
+        <w:pStyle w:val="ListBullet"/>
+      </w:pPr>
+      <w:r>
+        <w:rPr>
+          <w:rFonts w:ascii="Times New Roman" w:hAnsi="Times New Roman" w:eastAsia="Times New Roman"/>
+          <w:b w:val="0"/>
+          <w:i w:val="0"/>
+          <w:sz w:val="22"/>
+        </w:rPr>
+        <w:t>The ECOSOC President’s invitation letter to Permanent Representatives. In 2026 it was issued on 9 January and explicitly invited countries to include UN Youth Delegates.</w:t>
       </w:r>
     </w:p>
     <w:p>
@@ -783,7 +858,7 @@
           <w:i w:val="0"/>
           <w:sz w:val="22"/>
         </w:rPr>
-        <w:t>Monitor the official Forum page from February. A side-event partnership may need to exist before the March call closes; in 2025 the documented proposal was submitted on 5 March, approved on 17 March and shared with the Austrian authorities and Permanent Mission in New York alongside the speaking request on 21 March.</w:t>
+        <w:t>Check for the official invitation letter in December or January and ask whether the country will include UN Youth Delegates. Monitor the Forum page from February. A side-event partnership may need to exist before the March call closes; in 2025 the documented proposal was submitted on 5 March, approved on 17 March and shared with the Austrian authorities and Permanent Mission in New York alongside the speaking request on 21 March.</w:t>
       </w:r>
     </w:p>
     <w:p>
@@ -818,7 +893,7 @@
       <w:pPr>
         <w:pStyle w:val="ListBullet"/>
       </w:pPr>
-      <w:hyperlink r:id="rId12">
+      <w:hyperlink r:id="rId13">
         <w:r>
           <w:rPr>
             <w:rFonts w:ascii="Times New Roman" w:hAnsi="Times New Roman" w:eastAsia="Times New Roman"/>
@@ -843,7 +918,7 @@
       <w:pPr>
         <w:pStyle w:val="ListBullet"/>
       </w:pPr>
-      <w:hyperlink r:id="rId13">
+      <w:hyperlink r:id="rId14">
         <w:r>
           <w:rPr>
             <w:rFonts w:ascii="Times New Roman" w:hAnsi="Times New Roman" w:eastAsia="Times New Roman"/>
@@ -883,9 +958,43 @@
           <w:i w:val="0"/>
           <w:sz w:val="22"/>
         </w:rPr>
+        <w:t xml:space="preserve">December–January · when published — </w:t>
+      </w:r>
+      <w:hyperlink r:id="rId9">
+        <w:r>
+          <w:rPr>
+            <w:rFonts w:ascii="Times New Roman" w:hAnsi="Times New Roman" w:eastAsia="Times New Roman"/>
+            <w:sz w:val="22"/>
+            <w:color w:val="0563C1"/>
+            <w:u w:val="single"/>
+          </w:rPr>
+          <w:t>ECOSOC President’s invitation letter</w:t>
+        </w:r>
+      </w:hyperlink>
+      <w:r>
+        <w:rPr>
+          <w:rFonts w:ascii="Times New Roman" w:hAnsi="Times New Roman" w:eastAsia="Times New Roman"/>
+          <w:b w:val="0"/>
+          <w:i w:val="0"/>
+          <w:sz w:val="22"/>
+        </w:rPr>
+        <w:t>: Ask your country’s Permanent Mission in New York whether the official invitation has arrived, whether the country will send a delegation and whether UN Youth Delegates will be included. The 2026 letter explicitly invited their inclusion; the 2027 wording must be checked.</w:t>
+      </w:r>
+    </w:p>
+    <w:p>
+      <w:pPr>
+        <w:pStyle w:val="ListBullet"/>
+      </w:pPr>
+      <w:r>
+        <w:rPr>
+          <w:rFonts w:ascii="Times New Roman" w:hAnsi="Times New Roman" w:eastAsia="Times New Roman"/>
+          <w:b/>
+          <w:i w:val="0"/>
+          <w:sz w:val="22"/>
+        </w:rPr>
         <w:t xml:space="preserve">When published · usually February–March — </w:t>
       </w:r>
-      <w:hyperlink r:id="rId10">
+      <w:hyperlink r:id="rId11">
         <w:r>
           <w:rPr>
             <w:rFonts w:ascii="Times New Roman" w:hAnsi="Times New Roman" w:eastAsia="Times New Roman"/>
@@ -919,7 +1028,7 @@
         </w:rPr>
         <w:t xml:space="preserve">When the annual call opens — </w:t>
       </w:r>
-      <w:hyperlink r:id="rId9">
+      <w:hyperlink r:id="rId10">
         <w:r>
           <w:rPr>
             <w:rFonts w:ascii="Times New Roman" w:hAnsi="Times New Roman" w:eastAsia="Times New Roman"/>
@@ -1017,7 +1126,7 @@
         </w:rPr>
         <w:t xml:space="preserve">Forum week — </w:t>
       </w:r>
-      <w:hyperlink r:id="rId14">
+      <w:hyperlink r:id="rId15">
         <w:r>
           <w:rPr>
             <w:rFonts w:ascii="Times New Roman" w:hAnsi="Times New Roman" w:eastAsia="Times New Roman"/>
@@ -1051,7 +1160,7 @@
         </w:rPr>
         <w:t xml:space="preserve">After publication — </w:t>
       </w:r>
-      <w:hyperlink r:id="rId10">
+      <w:hyperlink r:id="rId11">
         <w:r>
           <w:rPr>
             <w:rFonts w:ascii="Times New Roman" w:hAnsi="Times New Roman" w:eastAsia="Times New Roman"/>
@@ -1090,7 +1199,7 @@
         </w:rPr>
         <w:t xml:space="preserve">Side event — </w:t>
       </w:r>
-      <w:hyperlink r:id="rId15">
+      <w:hyperlink r:id="rId16">
         <w:r>
           <w:rPr>
             <w:rFonts w:ascii="Times New Roman" w:hAnsi="Times New Roman" w:eastAsia="Times New Roman"/>
@@ -1121,7 +1230,7 @@
         </w:rPr>
         <w:t xml:space="preserve">Meeting — </w:t>
       </w:r>
-      <w:hyperlink r:id="rId11">
+      <w:hyperlink r:id="rId12">
         <w:r>
           <w:rPr>
             <w:rFonts w:ascii="Times New Roman" w:hAnsi="Times New Roman" w:eastAsia="Times New Roman"/>
@@ -1201,7 +1310,7 @@
         </w:rPr>
         <w:t xml:space="preserve">Forum preparation and official side-event proposals — </w:t>
       </w:r>
-      <w:hyperlink r:id="rId16">
+      <w:hyperlink r:id="rId17">
         <w:r>
           <w:rPr>
             <w:rFonts w:ascii="Times New Roman" w:hAnsi="Times New Roman" w:eastAsia="Times New Roman"/>
@@ -1235,7 +1344,7 @@
         </w:rPr>
         <w:t xml:space="preserve">Former Austrian UN Youth Delegate · Forum participation, side-event process and cross-country UNYD coordination — </w:t>
       </w:r>
-      <w:hyperlink r:id="rId17">
+      <w:hyperlink r:id="rId18">
         <w:r>
           <w:rPr>
             <w:rFonts w:ascii="Times New Roman" w:hAnsi="Times New Roman" w:eastAsia="Times New Roman"/>
@@ -1277,7 +1386,7 @@
         </w:rPr>
         <w:t xml:space="preserve">General youth-affairs and meaningful-participation enquiries — </w:t>
       </w:r>
-      <w:hyperlink r:id="rId18">
+      <w:hyperlink r:id="rId19">
         <w:r>
           <w:rPr>
             <w:rFonts w:ascii="Times New Roman" w:hAnsi="Times New Roman" w:eastAsia="Times New Roman"/>
@@ -1311,7 +1420,7 @@
         </w:rPr>
         <w:t xml:space="preserve">UN Youth Delegate Programme and UN youth-system routing — </w:t>
       </w:r>
-      <w:hyperlink r:id="rId19">
+      <w:hyperlink r:id="rId20">
         <w:r>
           <w:rPr>
             <w:rFonts w:ascii="Times New Roman" w:hAnsi="Times New Roman" w:eastAsia="Times New Roman"/>
@@ -1345,7 +1454,7 @@
         </w:rPr>
         <w:t xml:space="preserve">Peer-run coordination mailbox for current UN Youth Delegates — </w:t>
       </w:r>
-      <w:hyperlink r:id="rId20">
+      <w:hyperlink r:id="rId21">
         <w:r>
           <w:rPr>
             <w:rFonts w:ascii="Times New Roman" w:hAnsi="Times New Roman" w:eastAsia="Times New Roman"/>
@@ -1369,7 +1478,23 @@
       <w:pPr>
         <w:pStyle w:val="ListBullet"/>
       </w:pPr>
-      <w:hyperlink r:id="rId21">
+      <w:hyperlink r:id="rId9">
+        <w:r>
+          <w:rPr>
+            <w:rFonts w:ascii="Times New Roman" w:hAnsi="Times New Roman" w:eastAsia="Times New Roman"/>
+            <w:sz w:val="22"/>
+            <w:color w:val="0563C1"/>
+            <w:u w:val="single"/>
+          </w:rPr>
+          <w:t>2026 invitation letter to delegations</w:t>
+        </w:r>
+      </w:hyperlink>
+    </w:p>
+    <w:p>
+      <w:pPr>
+        <w:pStyle w:val="ListBullet"/>
+      </w:pPr>
+      <w:hyperlink r:id="rId22">
         <w:r>
           <w:rPr>
             <w:rFonts w:ascii="Times New Roman" w:hAnsi="Times New Roman" w:eastAsia="Times New Roman"/>
@@ -1385,7 +1510,7 @@
       <w:pPr>
         <w:pStyle w:val="ListBullet"/>
       </w:pPr>
-      <w:hyperlink r:id="rId22">
+      <w:hyperlink r:id="rId23">
         <w:r>
           <w:rPr>
             <w:rFonts w:ascii="Times New Roman" w:hAnsi="Times New Roman" w:eastAsia="Times New Roman"/>
@@ -1401,7 +1526,7 @@
       <w:pPr>
         <w:pStyle w:val="ListBullet"/>
       </w:pPr>
-      <w:hyperlink r:id="rId10">
+      <w:hyperlink r:id="rId11">
         <w:r>
           <w:rPr>
             <w:rFonts w:ascii="Times New Roman" w:hAnsi="Times New Roman" w:eastAsia="Times New Roman"/>
@@ -1417,7 +1542,7 @@
       <w:pPr>
         <w:pStyle w:val="ListBullet"/>
       </w:pPr>
-      <w:hyperlink r:id="rId11">
+      <w:hyperlink r:id="rId12">
         <w:r>
           <w:rPr>
             <w:rFonts w:ascii="Times New Roman" w:hAnsi="Times New Roman" w:eastAsia="Times New Roman"/>

--- a/public/downloads/process-briefs/ecosoc-yf-prose-brief.docx
+++ b/public/downloads/process-briefs/ecosoc-yf-prose-brief.docx
@@ -93,7 +93,7 @@
           <w:i w:val="0"/>
           <w:sz w:val="22"/>
         </w:rPr>
-        <w:t>28 August 2026</w:t>
+        <w:t>29 August 2026</w:t>
       </w:r>
     </w:p>
     <w:p>
@@ -231,46 +231,6 @@
             <w:color w:val="0563C1"/>
             <w:u w:val="single"/>
           </w:rPr>
-          <w:t>ECOSOC President’s invitation letter</w:t>
-        </w:r>
-      </w:hyperlink>
-      <w:r>
-        <w:rPr>
-          <w:rFonts w:ascii="Times New Roman" w:hAnsi="Times New Roman" w:eastAsia="Times New Roman"/>
-          <w:b/>
-          <w:i w:val="0"/>
-          <w:sz w:val="22"/>
-        </w:rPr>
-        <w:t xml:space="preserve"> — Usually December–January</w:t>
-      </w:r>
-      <w:r>
-        <w:rPr>
-          <w:rFonts w:ascii="Times New Roman" w:hAnsi="Times New Roman" w:eastAsia="Times New Roman"/>
-          <w:b w:val="0"/>
-          <w:i w:val="0"/>
-          <w:sz w:val="22"/>
-        </w:rPr>
-        <w:t>. The letter goes to Permanent Representatives and is the first concrete delegation checkpoint. The 2026 letter explicitly invited countries to include UN Youth Delegates; the 2027 letter will determine whether that invitation and any named participation contact recur.</w:t>
-      </w:r>
-      <w:r>
-        <w:rPr>
-          <w:rFonts w:ascii="Times New Roman" w:hAnsi="Times New Roman" w:eastAsia="Times New Roman"/>
-          <w:b w:val="0"/>
-          <w:i/>
-          <w:sz w:val="22"/>
-        </w:rPr>
-        <w:t xml:space="preserve"> Status: Annual official invitation; 2027 letter pending.</w:t>
-      </w:r>
-    </w:p>
-    <w:p>
-      <w:hyperlink r:id="rId10">
-        <w:r>
-          <w:rPr>
-            <w:rFonts w:ascii="Times New Roman" w:hAnsi="Times New Roman" w:eastAsia="Times New Roman"/>
-            <w:sz w:val="22"/>
-            <w:color w:val="0563C1"/>
-            <w:u w:val="single"/>
-          </w:rPr>
           <w:t>Official side-event call</w:t>
         </w:r>
       </w:hyperlink>
@@ -303,7 +263,7 @@
       </w:r>
     </w:p>
     <w:p>
-      <w:hyperlink r:id="rId11">
+      <w:hyperlink r:id="rId10">
         <w:r>
           <w:rPr>
             <w:rFonts w:ascii="Times New Roman" w:hAnsi="Times New Roman" w:eastAsia="Times New Roman"/>
@@ -343,7 +303,7 @@
       </w:r>
     </w:p>
     <w:p>
-      <w:hyperlink r:id="rId12">
+      <w:hyperlink r:id="rId11">
         <w:r>
           <w:rPr>
             <w:rFonts w:ascii="Times New Roman" w:hAnsi="Times New Roman" w:eastAsia="Times New Roman"/>
@@ -383,7 +343,7 @@
       </w:r>
     </w:p>
     <w:p>
-      <w:hyperlink r:id="rId11">
+      <w:hyperlink r:id="rId10">
         <w:r>
           <w:rPr>
             <w:rFonts w:ascii="Times New Roman" w:hAnsi="Times New Roman" w:eastAsia="Times New Roman"/>
@@ -491,7 +451,7 @@
           <w:i w:val="0"/>
           <w:sz w:val="22"/>
         </w:rPr>
-        <w:t xml:space="preserve">Dec–Jan — Delegation invitation: </w:t>
+        <w:t xml:space="preserve">Before April — Preparation: </w:t>
       </w:r>
       <w:r>
         <w:rPr>
@@ -500,30 +460,7 @@
           <w:i w:val="0"/>
           <w:sz w:val="22"/>
         </w:rPr>
-        <w:t>The ECOSOC President invites Permanent Representatives and may expressly encourage inclusion of UN Youth Delegates</w:t>
-      </w:r>
-    </w:p>
-    <w:p>
-      <w:pPr>
-        <w:pStyle w:val="ListBullet"/>
-      </w:pPr>
-      <w:r>
-        <w:rPr>
-          <w:rFonts w:ascii="Times New Roman" w:hAnsi="Times New Roman" w:eastAsia="Times New Roman"/>
-          <w:b/>
-          <w:i w:val="0"/>
-          <w:sz w:val="22"/>
-        </w:rPr>
-        <w:t xml:space="preserve">Feb–Mar — Programme and calls: </w:t>
-      </w:r>
-      <w:r>
-        <w:rPr>
-          <w:rFonts w:ascii="Times New Roman" w:hAnsi="Times New Roman" w:eastAsia="Times New Roman"/>
-          <w:b w:val="0"/>
-          <w:i w:val="0"/>
-          <w:sz w:val="22"/>
-        </w:rPr>
-        <w:t>Concept note, side-event call, speaker arrangements and delegation planning</w:t>
+        <w:t>Theme selection, event proposals and delegation planning</w:t>
       </w:r>
     </w:p>
     <w:p>
@@ -619,6 +556,98 @@
           <w:i w:val="0"/>
           <w:sz w:val="22"/>
         </w:rPr>
+        <w:t xml:space="preserve">Side-event concept development — 2027-02-22 to 2027-03-05: </w:t>
+      </w:r>
+      <w:r>
+        <w:rPr>
+          <w:rFonts w:ascii="Times New Roman" w:hAnsi="Times New Roman" w:eastAsia="Times New Roman"/>
+          <w:b w:val="0"/>
+          <w:i w:val="0"/>
+          <w:sz w:val="22"/>
+        </w:rPr>
+        <w:t>In the documented 2025 case, concrete partner planning and a model concept note were exchanged on 26 February. Status: recent cycle.</w:t>
+      </w:r>
+    </w:p>
+    <w:p>
+      <w:pPr>
+        <w:pStyle w:val="ListBullet"/>
+      </w:pPr>
+      <w:r>
+        <w:rPr>
+          <w:rFonts w:ascii="Times New Roman" w:hAnsi="Times New Roman" w:eastAsia="Times New Roman"/>
+          <w:b/>
+          <w:i w:val="0"/>
+          <w:sz w:val="22"/>
+        </w:rPr>
+        <w:t xml:space="preserve">DESA side-event proposal deadline — 2027-03-01 to 2027-03-05: </w:t>
+      </w:r>
+      <w:r>
+        <w:rPr>
+          <w:rFonts w:ascii="Times New Roman" w:hAnsi="Times New Roman" w:eastAsia="Times New Roman"/>
+          <w:b w:val="0"/>
+          <w:i w:val="0"/>
+          <w:sz w:val="22"/>
+        </w:rPr>
+        <w:t>The 2025 side-event proposal was submitted on 5 March, matching that cycle’s official call deadline. The 2027 call has not yet been published. Status: recent cycle.</w:t>
+      </w:r>
+    </w:p>
+    <w:p>
+      <w:pPr>
+        <w:pStyle w:val="ListBullet"/>
+      </w:pPr>
+      <w:r>
+        <w:rPr>
+          <w:rFonts w:ascii="Times New Roman" w:hAnsi="Times New Roman" w:eastAsia="Times New Roman"/>
+          <w:b/>
+          <w:i w:val="0"/>
+          <w:sz w:val="22"/>
+        </w:rPr>
+        <w:t xml:space="preserve">DESA review and approval — 2027-03-06 to 2027-03-17: </w:t>
+      </w:r>
+      <w:r>
+        <w:rPr>
+          <w:rFonts w:ascii="Times New Roman" w:hAnsi="Times New Roman" w:eastAsia="Times New Roman"/>
+          <w:b w:val="0"/>
+          <w:i w:val="0"/>
+          <w:sz w:val="22"/>
+        </w:rPr>
+        <w:t>In the documented 2025 cycle, DESA acknowledged the proposal on 12 March and approved it on 17 March. A submitted proposal should not be treated as accepted before this confirmation. Status: recent cycle.</w:t>
+      </w:r>
+    </w:p>
+    <w:p>
+      <w:pPr>
+        <w:pStyle w:val="ListBullet"/>
+      </w:pPr>
+      <w:r>
+        <w:rPr>
+          <w:rFonts w:ascii="Times New Roman" w:hAnsi="Times New Roman" w:eastAsia="Times New Roman"/>
+          <w:b/>
+          <w:i w:val="0"/>
+          <w:sz w:val="22"/>
+        </w:rPr>
+        <w:t xml:space="preserve">National delegation briefing and statement request — 2027-03-08 to 2027-03-21: </w:t>
+      </w:r>
+      <w:r>
+        <w:rPr>
+          <w:rFonts w:ascii="Times New Roman" w:hAnsi="Times New Roman" w:eastAsia="Times New Roman"/>
+          <w:b w:val="0"/>
+          <w:i w:val="0"/>
+          <w:sz w:val="22"/>
+        </w:rPr>
+        <w:t>In 2025, the Austrian concept note and speaking request reached the Austrian authorities and Permanent Mission in New York by 21 March. This is a dated precedent, not a universal Forum deadline. Status: recent cycle.</w:t>
+      </w:r>
+    </w:p>
+    <w:p>
+      <w:pPr>
+        <w:pStyle w:val="ListBullet"/>
+      </w:pPr>
+      <w:r>
+        <w:rPr>
+          <w:rFonts w:ascii="Times New Roman" w:hAnsi="Times New Roman" w:eastAsia="Times New Roman"/>
+          <w:b/>
+          <w:i w:val="0"/>
+          <w:sz w:val="22"/>
+        </w:rPr>
         <w:t xml:space="preserve">Youth Forum — 2027-04-13 to 2027-04-15: </w:t>
       </w:r>
       <w:r>
@@ -628,97 +657,7 @@
           <w:i w:val="0"/>
           <w:sz w:val="22"/>
         </w:rPr>
-        <w:t>Official provisional forum dates. Status: official provisional.</w:t>
-      </w:r>
-    </w:p>
-    <w:p>
-      <w:pPr>
-        <w:pStyle w:val="Heading2"/>
-      </w:pPr>
-      <w:r>
-        <w:t>2027 file watch</w:t>
-      </w:r>
-    </w:p>
-    <w:p>
-      <w:r>
-        <w:rPr>
-          <w:rFonts w:ascii="Times New Roman" w:hAnsi="Times New Roman" w:eastAsia="Times New Roman"/>
-          <w:b/>
-          <w:i w:val="0"/>
-          <w:sz w:val="22"/>
-        </w:rPr>
-        <w:t xml:space="preserve">Published: </w:t>
-      </w:r>
-      <w:r>
-        <w:rPr>
-          <w:rFonts w:ascii="Times New Roman" w:hAnsi="Times New Roman" w:eastAsia="Times New Roman"/>
-          <w:b w:val="0"/>
-          <w:i w:val="0"/>
-          <w:sz w:val="22"/>
-        </w:rPr>
-        <w:t>Official provisional dates are public; the 2027 invitation and programme are not.</w:t>
-      </w:r>
-    </w:p>
-    <w:p>
-      <w:r>
-        <w:rPr>
-          <w:rFonts w:ascii="Times New Roman" w:hAnsi="Times New Roman" w:eastAsia="Times New Roman"/>
-          <w:b/>
-          <w:i w:val="0"/>
-          <w:sz w:val="22"/>
-        </w:rPr>
-        <w:t xml:space="preserve">Expected next: </w:t>
-      </w:r>
-      <w:r>
-        <w:rPr>
-          <w:rFonts w:ascii="Times New Roman" w:hAnsi="Times New Roman" w:eastAsia="Times New Roman"/>
-          <w:b w:val="0"/>
-          <w:i w:val="0"/>
-          <w:sz w:val="22"/>
-        </w:rPr>
-        <w:t>The President of ECOSOC’s invitation letter, concept note, programme and side-event call.</w:t>
-      </w:r>
-    </w:p>
-    <w:p>
-      <w:r>
-        <w:rPr>
-          <w:rFonts w:ascii="Times New Roman" w:hAnsi="Times New Roman" w:eastAsia="Times New Roman"/>
-          <w:b/>
-          <w:i w:val="0"/>
-          <w:sz w:val="22"/>
-        </w:rPr>
-        <w:t xml:space="preserve">Official page: </w:t>
-      </w:r>
-      <w:hyperlink r:id="rId11">
-        <w:r>
-          <w:rPr>
-            <w:rFonts w:ascii="Times New Roman" w:hAnsi="Times New Roman" w:eastAsia="Times New Roman"/>
-            <w:sz w:val="22"/>
-            <w:color w:val="0563C1"/>
-            <w:u w:val="single"/>
-          </w:rPr>
-          <w:t>Official Forum archive</w:t>
-        </w:r>
-      </w:hyperlink>
-    </w:p>
-    <w:p>
-      <w:r>
-        <w:rPr>
-          <w:rFonts w:ascii="Times New Roman" w:hAnsi="Times New Roman" w:eastAsia="Times New Roman"/>
-          <w:b/>
-          <w:i w:val="0"/>
-          <w:sz w:val="22"/>
-        </w:rPr>
-        <w:t xml:space="preserve">Practical route: </w:t>
-      </w:r>
-      <w:r>
-        <w:rPr>
-          <w:rFonts w:ascii="Times New Roman" w:hAnsi="Times New Roman" w:eastAsia="Times New Roman"/>
-          <w:b w:val="0"/>
-          <w:i w:val="0"/>
-          <w:sz w:val="22"/>
-        </w:rPr>
-        <w:t>Ask your country’s Permanent Mission in New York whether the invitation has arrived and whether UN Youth Delegates will be included.</w:t>
+        <w:t>Official provisional forum dates. Status: official.</w:t>
       </w:r>
     </w:p>
     <w:p>
@@ -755,20 +694,6 @@
       </w:pPr>
       <w:r>
         <w:t>Watch for</w:t>
-      </w:r>
-    </w:p>
-    <w:p>
-      <w:pPr>
-        <w:pStyle w:val="ListBullet"/>
-      </w:pPr>
-      <w:r>
-        <w:rPr>
-          <w:rFonts w:ascii="Times New Roman" w:hAnsi="Times New Roman" w:eastAsia="Times New Roman"/>
-          <w:b w:val="0"/>
-          <w:i w:val="0"/>
-          <w:sz w:val="22"/>
-        </w:rPr>
-        <w:t>The ECOSOC President’s invitation letter to Permanent Representatives. In 2026 it was issued on 9 January and explicitly invited countries to include UN Youth Delegates.</w:t>
       </w:r>
     </w:p>
     <w:p>
@@ -858,7 +783,7 @@
           <w:i w:val="0"/>
           <w:sz w:val="22"/>
         </w:rPr>
-        <w:t>Check for the official invitation letter in December or January and ask whether the country will include UN Youth Delegates. Monitor the Forum page from February. A side-event partnership may need to exist before the March call closes; in 2025 the documented proposal was submitted on 5 March, approved on 17 March and shared with the Austrian authorities and Permanent Mission in New York alongside the speaking request on 21 March.</w:t>
+        <w:t>Monitor the official Forum page from February. A side-event partnership may need to exist before the March call closes; in 2025 the documented proposal was submitted on 5 March, approved on 17 March and shared with the Austrian authorities and Permanent Mission in New York alongside the speaking request on 21 March.</w:t>
       </w:r>
     </w:p>
     <w:p>
@@ -893,7 +818,7 @@
       <w:pPr>
         <w:pStyle w:val="ListBullet"/>
       </w:pPr>
-      <w:hyperlink r:id="rId13">
+      <w:hyperlink r:id="rId12">
         <w:r>
           <w:rPr>
             <w:rFonts w:ascii="Times New Roman" w:hAnsi="Times New Roman" w:eastAsia="Times New Roman"/>
@@ -918,7 +843,7 @@
       <w:pPr>
         <w:pStyle w:val="ListBullet"/>
       </w:pPr>
-      <w:hyperlink r:id="rId14">
+      <w:hyperlink r:id="rId13">
         <w:r>
           <w:rPr>
             <w:rFonts w:ascii="Times New Roman" w:hAnsi="Times New Roman" w:eastAsia="Times New Roman"/>
@@ -958,43 +883,9 @@
           <w:i w:val="0"/>
           <w:sz w:val="22"/>
         </w:rPr>
-        <w:t xml:space="preserve">December–January · when published — </w:t>
-      </w:r>
-      <w:hyperlink r:id="rId9">
-        <w:r>
-          <w:rPr>
-            <w:rFonts w:ascii="Times New Roman" w:hAnsi="Times New Roman" w:eastAsia="Times New Roman"/>
-            <w:sz w:val="22"/>
-            <w:color w:val="0563C1"/>
-            <w:u w:val="single"/>
-          </w:rPr>
-          <w:t>ECOSOC President’s invitation letter</w:t>
-        </w:r>
-      </w:hyperlink>
-      <w:r>
-        <w:rPr>
-          <w:rFonts w:ascii="Times New Roman" w:hAnsi="Times New Roman" w:eastAsia="Times New Roman"/>
-          <w:b w:val="0"/>
-          <w:i w:val="0"/>
-          <w:sz w:val="22"/>
-        </w:rPr>
-        <w:t>: Ask your country’s Permanent Mission in New York whether the official invitation has arrived, whether the country will send a delegation and whether UN Youth Delegates will be included. The 2026 letter explicitly invited their inclusion; the 2027 wording must be checked.</w:t>
-      </w:r>
-    </w:p>
-    <w:p>
-      <w:pPr>
-        <w:pStyle w:val="ListBullet"/>
-      </w:pPr>
-      <w:r>
-        <w:rPr>
-          <w:rFonts w:ascii="Times New Roman" w:hAnsi="Times New Roman" w:eastAsia="Times New Roman"/>
-          <w:b/>
-          <w:i w:val="0"/>
-          <w:sz w:val="22"/>
-        </w:rPr>
         <w:t xml:space="preserve">When published · usually February–March — </w:t>
       </w:r>
-      <w:hyperlink r:id="rId11">
+      <w:hyperlink r:id="rId10">
         <w:r>
           <w:rPr>
             <w:rFonts w:ascii="Times New Roman" w:hAnsi="Times New Roman" w:eastAsia="Times New Roman"/>
@@ -1028,7 +919,7 @@
         </w:rPr>
         <w:t xml:space="preserve">When the annual call opens — </w:t>
       </w:r>
-      <w:hyperlink r:id="rId10">
+      <w:hyperlink r:id="rId9">
         <w:r>
           <w:rPr>
             <w:rFonts w:ascii="Times New Roman" w:hAnsi="Times New Roman" w:eastAsia="Times New Roman"/>
@@ -1126,7 +1017,7 @@
         </w:rPr>
         <w:t xml:space="preserve">Forum week — </w:t>
       </w:r>
-      <w:hyperlink r:id="rId15">
+      <w:hyperlink r:id="rId14">
         <w:r>
           <w:rPr>
             <w:rFonts w:ascii="Times New Roman" w:hAnsi="Times New Roman" w:eastAsia="Times New Roman"/>
@@ -1160,7 +1051,7 @@
         </w:rPr>
         <w:t xml:space="preserve">After publication — </w:t>
       </w:r>
-      <w:hyperlink r:id="rId11">
+      <w:hyperlink r:id="rId10">
         <w:r>
           <w:rPr>
             <w:rFonts w:ascii="Times New Roman" w:hAnsi="Times New Roman" w:eastAsia="Times New Roman"/>
@@ -1199,7 +1090,7 @@
         </w:rPr>
         <w:t xml:space="preserve">Side event — </w:t>
       </w:r>
-      <w:hyperlink r:id="rId16">
+      <w:hyperlink r:id="rId15">
         <w:r>
           <w:rPr>
             <w:rFonts w:ascii="Times New Roman" w:hAnsi="Times New Roman" w:eastAsia="Times New Roman"/>
@@ -1230,7 +1121,7 @@
         </w:rPr>
         <w:t xml:space="preserve">Meeting — </w:t>
       </w:r>
-      <w:hyperlink r:id="rId12">
+      <w:hyperlink r:id="rId11">
         <w:r>
           <w:rPr>
             <w:rFonts w:ascii="Times New Roman" w:hAnsi="Times New Roman" w:eastAsia="Times New Roman"/>
@@ -1310,7 +1201,7 @@
         </w:rPr>
         <w:t xml:space="preserve">Forum preparation and official side-event proposals — </w:t>
       </w:r>
-      <w:hyperlink r:id="rId17">
+      <w:hyperlink r:id="rId16">
         <w:r>
           <w:rPr>
             <w:rFonts w:ascii="Times New Roman" w:hAnsi="Times New Roman" w:eastAsia="Times New Roman"/>
@@ -1344,7 +1235,7 @@
         </w:rPr>
         <w:t xml:space="preserve">Former Austrian UN Youth Delegate · Forum participation, side-event process and cross-country UNYD coordination — </w:t>
       </w:r>
-      <w:hyperlink r:id="rId18">
+      <w:hyperlink r:id="rId17">
         <w:r>
           <w:rPr>
             <w:rFonts w:ascii="Times New Roman" w:hAnsi="Times New Roman" w:eastAsia="Times New Roman"/>
@@ -1386,7 +1277,7 @@
         </w:rPr>
         <w:t xml:space="preserve">General youth-affairs and meaningful-participation enquiries — </w:t>
       </w:r>
-      <w:hyperlink r:id="rId19">
+      <w:hyperlink r:id="rId18">
         <w:r>
           <w:rPr>
             <w:rFonts w:ascii="Times New Roman" w:hAnsi="Times New Roman" w:eastAsia="Times New Roman"/>
@@ -1420,7 +1311,7 @@
         </w:rPr>
         <w:t xml:space="preserve">UN Youth Delegate Programme and UN youth-system routing — </w:t>
       </w:r>
-      <w:hyperlink r:id="rId20">
+      <w:hyperlink r:id="rId19">
         <w:r>
           <w:rPr>
             <w:rFonts w:ascii="Times New Roman" w:hAnsi="Times New Roman" w:eastAsia="Times New Roman"/>
@@ -1454,7 +1345,7 @@
         </w:rPr>
         <w:t xml:space="preserve">Peer-run coordination mailbox for current UN Youth Delegates — </w:t>
       </w:r>
-      <w:hyperlink r:id="rId21">
+      <w:hyperlink r:id="rId20">
         <w:r>
           <w:rPr>
             <w:rFonts w:ascii="Times New Roman" w:hAnsi="Times New Roman" w:eastAsia="Times New Roman"/>
@@ -1478,7 +1369,7 @@
       <w:pPr>
         <w:pStyle w:val="ListBullet"/>
       </w:pPr>
-      <w:hyperlink r:id="rId9">
+      <w:hyperlink r:id="rId21">
         <w:r>
           <w:rPr>
             <w:rFonts w:ascii="Times New Roman" w:hAnsi="Times New Roman" w:eastAsia="Times New Roman"/>
@@ -1486,7 +1377,7 @@
             <w:color w:val="0563C1"/>
             <w:u w:val="single"/>
           </w:rPr>
-          <w:t>2026 invitation letter to delegations</w:t>
+          <w:t>ECOSOC Youth Forum 2026</w:t>
         </w:r>
       </w:hyperlink>
     </w:p>
@@ -1502,22 +1393,6 @@
             <w:color w:val="0563C1"/>
             <w:u w:val="single"/>
           </w:rPr>
-          <w:t>ECOSOC Youth Forum 2026</w:t>
-        </w:r>
-      </w:hyperlink>
-    </w:p>
-    <w:p>
-      <w:pPr>
-        <w:pStyle w:val="ListBullet"/>
-      </w:pPr>
-      <w:hyperlink r:id="rId23">
-        <w:r>
-          <w:rPr>
-            <w:rFonts w:ascii="Times New Roman" w:hAnsi="Times New Roman" w:eastAsia="Times New Roman"/>
-            <w:sz w:val="22"/>
-            <w:color w:val="0563C1"/>
-            <w:u w:val="single"/>
-          </w:rPr>
           <w:t>Official Youth Forum side-event guidance</w:t>
         </w:r>
       </w:hyperlink>
@@ -1526,7 +1401,7 @@
       <w:pPr>
         <w:pStyle w:val="ListBullet"/>
       </w:pPr>
-      <w:hyperlink r:id="rId11">
+      <w:hyperlink r:id="rId10">
         <w:r>
           <w:rPr>
             <w:rFonts w:ascii="Times New Roman" w:hAnsi="Times New Roman" w:eastAsia="Times New Roman"/>
@@ -1542,7 +1417,7 @@
       <w:pPr>
         <w:pStyle w:val="ListBullet"/>
       </w:pPr>
-      <w:hyperlink r:id="rId12">
+      <w:hyperlink r:id="rId11">
         <w:r>
           <w:rPr>
             <w:rFonts w:ascii="Times New Roman" w:hAnsi="Times New Roman" w:eastAsia="Times New Roman"/>
